--- a/entrada/lista.docx
+++ b/entrada/lista.docx
@@ -3364,8 +3364,8 @@
   <w:abstractNum w:abstractNumId="3" w15:restartNumberingAfterBreak="0">
     <w:nsid w:val="5B7E46C0"/>
     <w:multiLevelType w:val="hybridMultilevel"/>
-    <w:tmpl w:val="D12C15DA"/>
-    <w:lvl w:ilvl="0" w:tplc="53C2B77E">
+    <w:tmpl w:val="DA5EE27C"/>
+    <w:lvl w:ilvl="0" w:tplc="2D1A98F4">
       <w:start w:val="1"/>
       <w:numFmt w:val="decimal"/>
       <w:lvlText w:val="QUESTÃO %1."/>
@@ -3375,7 +3375,8 @@
       </w:pPr>
       <w:rPr>
         <w:rFonts w:hint="default"/>
-        <w:b/>
+        <w:b w:val="0"/>
+        <w:bCs w:val="0"/>
       </w:rPr>
     </w:lvl>
     <w:lvl w:ilvl="1" w:tplc="04160019" w:tentative="1">
